--- a/files/OPS_BU1_Procedure.docx
+++ b/files/OPS_BU1_Procedure.docx
@@ -10,21 +10,12 @@
         <w:rPr>
           <w:color w:val="1F4E78"/>
         </w:rPr>
-        <w:t>Operations — OPS BU1 Procedure</w:t>
+        <w:t>Operating Procedure BU1-OPS-014 - Daily Production Shift Handover</w:t>
       </w:r>
     </w:p>
     <w:p>
       <w:r>
-        <w:rPr>
-          <w:i/>
-        </w:rPr>
-        <w:t>Document owner: Operations Office</w:t>
-      </w:r>
-      <w:r>
-        <w:rPr>
-          <w:i/>
-        </w:rPr>
-        <w:t xml:space="preserve">  ·  Version: FY2025-A  ·  Classification: Internal — Working</w:t>
+        <w:t>Document: BU1-OPS-014 | Version: 4.2 | Effective: 01-May-2026 | Process owner: Ahmad bin Hassan (Plant Operations Manager) | Review cycle: Annual</w:t>
       </w:r>
     </w:p>
     <w:p>
@@ -32,17 +23,12 @@
         <w:pStyle w:val="Heading1"/>
       </w:pPr>
       <w:r>
-        <w:t>1. Executive Summary</w:t>
+        <w:t>1. Purpose</w:t>
       </w:r>
     </w:p>
     <w:p>
       <w:r>
-        <w:t>This document is the working artefact for the ops bu1 procedure use case in the operations domain. It is staged for a Microsoft 365 Copilot Cowork / Notebook demo and contains plausible (illustrative) figures, lists, and narratives — not real customer data. The numbers tie back to the companion spreadsheet of the same stem.</w:t>
-      </w:r>
-    </w:p>
-    <w:p>
-      <w:r>
-        <w:t>The intended demo flow: a operations stakeholder asks Copilot to summarise, compare, draft, or distribute the contents of this file alongside related artefacts. Cowork fans the task out into 5 parallel sub-tasks (draft Word, draft email, schedule meeting, post Teams message, build action tracker). Notebook adds it as a source and answers grounded questions across all sources.</w:t>
+        <w:t>Defines the mandatory procedure for handover between Production shifts at BU1 manufacturing plants to ensure operational continuity, equipment status awareness, and safe transition between shift personnel.</w:t>
       </w:r>
     </w:p>
     <w:p>
@@ -50,17 +36,31 @@
         <w:pStyle w:val="Heading1"/>
       </w:pPr>
       <w:r>
-        <w:t>2. Scenario &amp; Background</w:t>
+        <w:t>2. Scope</w:t>
       </w:r>
     </w:p>
     <w:p>
+      <w:pPr>
+        <w:pStyle w:val="ListBullet"/>
+      </w:pPr>
       <w:r>
-        <w:t>The Group is mid-cycle on its FY2025 close and is rolling forward into FY2026 planning. The operations portfolio has surfaced a mix of on-track lines and corrective items. This ops bu1 procedure captures the working position on those items so the Group office, the operating committee, and (where relevant) the regulator-facing officer can align on next steps.</w:t>
+        <w:t>All production lines L1 through L7 at BU1 Sg Buloh and BU1 Bayan Lepas</w:t>
       </w:r>
     </w:p>
     <w:p>
+      <w:pPr>
+        <w:pStyle w:val="ListBullet"/>
+      </w:pPr>
       <w:r>
-        <w:t>The team has triangulated the working dataset against three peer benchmarks and against the regulator's published thresholds for the sector. Findings carried over from the prior cycle have been re-examined to test whether the original assumptions still hold under the FY2026 base case.</w:t>
+        <w:t>Three shifts daily: A (06:00-14:00), B (14:00-22:00), C (22:00-06:00)</w:t>
+      </w:r>
+    </w:p>
+    <w:p>
+      <w:pPr>
+        <w:pStyle w:val="ListBullet"/>
+      </w:pPr>
+      <w:r>
+        <w:t>Applies to Production Supervisors, Line Leaders, Maintenance Technicians, and QA Inspectors</w:t>
       </w:r>
     </w:p>
     <w:p>
@@ -68,59 +68,63 @@
         <w:pStyle w:val="Heading1"/>
       </w:pPr>
       <w:r>
-        <w:t>3. Detail &amp; Working</w:t>
+        <w:t>3. Procedure - step by step</w:t>
       </w:r>
     </w:p>
     <w:p>
       <w:pPr>
-        <w:pStyle w:val="Heading2"/>
+        <w:pStyle w:val="ListNumber"/>
       </w:pPr>
       <w:r>
-        <w:t>3.1 Position at end of period</w:t>
-      </w:r>
-    </w:p>
-    <w:p>
-      <w:r>
-        <w:t>The closing position by unit / segment is captured in the BU1 Procedure tab of the companion workbook. Headline metrics — Throughput, Yield %, OEE % — are within the agreed corridors for Step 1, Step 2, and Step 3; outside the corridor for Step 4 and Step 5; and under recovery monitoring for QC.</w:t>
+        <w:t>Outgoing supervisor completes Shift Handover Log (Form BU1-OPS-014-F1) within 30 minutes of shift end</w:t>
       </w:r>
     </w:p>
     <w:p>
       <w:pPr>
-        <w:pStyle w:val="Heading2"/>
+        <w:pStyle w:val="ListNumber"/>
       </w:pPr>
       <w:r>
-        <w:t>3.2 Key drivers</w:t>
-      </w:r>
-    </w:p>
-    <w:p>
-      <w:r>
-        <w:t>The driver bridge (see Process Bridge tab) attributes the FY25 variance to a balanced mix of volume / mix, pricing and discount discipline, cost base reset, capex re-baseline, working capital, regulatory provisions, FX and hedging, and productivity / automation. Each driver carries an owner and a status (on-track / at-risk / behind / recovered / mitigated).</w:t>
+        <w:t>Log captures: line-by-line production status, OEE, downtime events, quality holds, safety observations, open work-orders, and pending decisions</w:t>
       </w:r>
     </w:p>
     <w:p>
       <w:pPr>
-        <w:pStyle w:val="Heading2"/>
+        <w:pStyle w:val="ListNumber"/>
       </w:pPr>
       <w:r>
-        <w:t>3.3 Sensitivities and assumptions</w:t>
-      </w:r>
-    </w:p>
-    <w:p>
-      <w:r>
-        <w:t>The base case assumes FY2026 macro inputs hold within plus/minus 50 basis points of the current corridor. The upside and downside scenarios stress the headline metrics by plus/minus two corridors and re-test the recovery plan owners against the stressed position. Key sensitivities: rate path, FX MYR/USD, commodity benchmarks, regulator timing, and customer concentration.</w:t>
+        <w:t>Outgoing supervisor walks the line with incoming supervisor for minimum 20 minutes prior to shift change</w:t>
       </w:r>
     </w:p>
     <w:p>
       <w:pPr>
-        <w:pStyle w:val="Heading2"/>
+        <w:pStyle w:val="ListNumber"/>
       </w:pPr>
       <w:r>
-        <w:t>3.4 Open issues and unknowns</w:t>
+        <w:t>Joint inspection of high-risk equipment (Line 5 hopper, Line 3 furnace, all CIP stations)</w:t>
       </w:r>
     </w:p>
     <w:p>
+      <w:pPr>
+        <w:pStyle w:val="ListNumber"/>
+      </w:pPr>
       <w:r>
-        <w:t>The watchlist (see Improvement Watchlist tab) tracks 14 indicators flagged in the prior review. Eight are on-track, four are within five points of the threshold (watch), and two have breached and triggered the escalation protocol. Owners and remediation dates are recorded against each item.</w:t>
+        <w:t>Both supervisors sign the handover log; copy filed to plant SharePoint</w:t>
+      </w:r>
+    </w:p>
+    <w:p>
+      <w:pPr>
+        <w:pStyle w:val="ListNumber"/>
+      </w:pPr>
+      <w:r>
+        <w:t>Incoming supervisor briefs incoming Line Leaders within first 15 minutes of new shift</w:t>
+      </w:r>
+    </w:p>
+    <w:p>
+      <w:pPr>
+        <w:pStyle w:val="ListNumber"/>
+      </w:pPr>
+      <w:r>
+        <w:t>Any high-severity open items (P1/P2) escalated to Plant Manager via WhatsApp within 5 minutes</w:t>
       </w:r>
     </w:p>
     <w:p>
@@ -128,7 +132,208 @@
         <w:pStyle w:val="Heading1"/>
       </w:pPr>
       <w:r>
-        <w:t>4. Recommended Actions</w:t>
+        <w:t>4. Records and retention</w:t>
+      </w:r>
+    </w:p>
+    <w:tbl>
+      <w:tblPr>
+        <w:tblStyle w:val="LightGrid-Accent1"/>
+        <w:tblW w:type="auto" w:w="0"/>
+        <w:tblLook w:firstColumn="1" w:firstRow="1" w:lastColumn="0" w:lastRow="0" w:noHBand="0" w:noVBand="1" w:val="04A0"/>
+      </w:tblPr>
+      <w:tblGrid>
+        <w:gridCol w:w="2160"/>
+        <w:gridCol w:w="2160"/>
+        <w:gridCol w:w="2160"/>
+        <w:gridCol w:w="2160"/>
+      </w:tblGrid>
+      <w:tr>
+        <w:tc>
+          <w:tcPr>
+            <w:tcW w:type="dxa" w:w="2160"/>
+          </w:tcPr>
+          <w:p>
+            <w:r>
+              <w:rPr>
+                <w:b/>
+              </w:rPr>
+              <w:t>Record</w:t>
+            </w:r>
+          </w:p>
+        </w:tc>
+        <w:tc>
+          <w:tcPr>
+            <w:tcW w:type="dxa" w:w="2160"/>
+          </w:tcPr>
+          <w:p>
+            <w:r>
+              <w:rPr>
+                <w:b/>
+              </w:rPr>
+              <w:t>Owner</w:t>
+            </w:r>
+          </w:p>
+        </w:tc>
+        <w:tc>
+          <w:tcPr>
+            <w:tcW w:type="dxa" w:w="2160"/>
+          </w:tcPr>
+          <w:p>
+            <w:r>
+              <w:rPr>
+                <w:b/>
+              </w:rPr>
+              <w:t>Retention period</w:t>
+            </w:r>
+          </w:p>
+        </w:tc>
+        <w:tc>
+          <w:tcPr>
+            <w:tcW w:type="dxa" w:w="2160"/>
+          </w:tcPr>
+          <w:p>
+            <w:r>
+              <w:rPr>
+                <w:b/>
+              </w:rPr>
+              <w:t>Location</w:t>
+            </w:r>
+          </w:p>
+        </w:tc>
+      </w:tr>
+      <w:tr>
+        <w:tc>
+          <w:tcPr>
+            <w:tcW w:type="dxa" w:w="2160"/>
+          </w:tcPr>
+          <w:p>
+            <w:r>
+              <w:t>Shift Handover Log</w:t>
+            </w:r>
+          </w:p>
+        </w:tc>
+        <w:tc>
+          <w:tcPr>
+            <w:tcW w:type="dxa" w:w="2160"/>
+          </w:tcPr>
+          <w:p>
+            <w:r>
+              <w:t>Production Supervisor</w:t>
+            </w:r>
+          </w:p>
+        </w:tc>
+        <w:tc>
+          <w:tcPr>
+            <w:tcW w:type="dxa" w:w="2160"/>
+          </w:tcPr>
+          <w:p>
+            <w:r>
+              <w:t>3 years</w:t>
+            </w:r>
+          </w:p>
+        </w:tc>
+        <w:tc>
+          <w:tcPr>
+            <w:tcW w:type="dxa" w:w="2160"/>
+          </w:tcPr>
+          <w:p>
+            <w:r>
+              <w:t>SharePoint Plant Operations</w:t>
+            </w:r>
+          </w:p>
+        </w:tc>
+      </w:tr>
+      <w:tr>
+        <w:tc>
+          <w:tcPr>
+            <w:tcW w:type="dxa" w:w="2160"/>
+          </w:tcPr>
+          <w:p>
+            <w:r>
+              <w:t>Pre-shift Toolbox Talk</w:t>
+            </w:r>
+          </w:p>
+        </w:tc>
+        <w:tc>
+          <w:tcPr>
+            <w:tcW w:type="dxa" w:w="2160"/>
+          </w:tcPr>
+          <w:p>
+            <w:r>
+              <w:t>HSE Officer</w:t>
+            </w:r>
+          </w:p>
+        </w:tc>
+        <w:tc>
+          <w:tcPr>
+            <w:tcW w:type="dxa" w:w="2160"/>
+          </w:tcPr>
+          <w:p>
+            <w:r>
+              <w:t>5 years</w:t>
+            </w:r>
+          </w:p>
+        </w:tc>
+        <w:tc>
+          <w:tcPr>
+            <w:tcW w:type="dxa" w:w="2160"/>
+          </w:tcPr>
+          <w:p>
+            <w:r>
+              <w:t>EHS Portal</w:t>
+            </w:r>
+          </w:p>
+        </w:tc>
+      </w:tr>
+      <w:tr>
+        <w:tc>
+          <w:tcPr>
+            <w:tcW w:type="dxa" w:w="2160"/>
+          </w:tcPr>
+          <w:p>
+            <w:r>
+              <w:t>Equipment Status Sheet</w:t>
+            </w:r>
+          </w:p>
+        </w:tc>
+        <w:tc>
+          <w:tcPr>
+            <w:tcW w:type="dxa" w:w="2160"/>
+          </w:tcPr>
+          <w:p>
+            <w:r>
+              <w:t>Maintenance Tech Lead</w:t>
+            </w:r>
+          </w:p>
+        </w:tc>
+        <w:tc>
+          <w:tcPr>
+            <w:tcW w:type="dxa" w:w="2160"/>
+          </w:tcPr>
+          <w:p>
+            <w:r>
+              <w:t>2 years</w:t>
+            </w:r>
+          </w:p>
+        </w:tc>
+        <w:tc>
+          <w:tcPr>
+            <w:tcW w:type="dxa" w:w="2160"/>
+          </w:tcPr>
+          <w:p>
+            <w:r>
+              <w:t>CMMS</w:t>
+            </w:r>
+          </w:p>
+        </w:tc>
+      </w:tr>
+    </w:tbl>
+    <w:p>
+      <w:pPr>
+        <w:pStyle w:val="Heading1"/>
+      </w:pPr>
+      <w:r>
+        <w:t>5. Performance indicators</w:t>
       </w:r>
     </w:p>
     <w:p>
@@ -136,7 +341,7 @@
         <w:pStyle w:val="ListBullet"/>
       </w:pPr>
       <w:r>
-        <w:t>Confirm the ops bu1 procedure narrative with the Operations CFO before the Board cut-off.</w:t>
+        <w:t>Handover compliance rate &gt;= 98% monthly</w:t>
       </w:r>
     </w:p>
     <w:p>
@@ -144,7 +349,7 @@
         <w:pStyle w:val="ListBullet"/>
       </w:pPr>
       <w:r>
-        <w:t>Lock the assumption set for the recovery plan and circulate to the division MDs for sign-off.</w:t>
+        <w:t>OEE delta between shifts &lt;= 4 percentage points</w:t>
       </w:r>
     </w:p>
     <w:p>
@@ -152,116 +357,7 @@
         <w:pStyle w:val="ListBullet"/>
       </w:pPr>
       <w:r>
-        <w:t>Pre-brief the regulator-facing officer on the 30/60/90-day commitments.</w:t>
-      </w:r>
-    </w:p>
-    <w:p>
-      <w:pPr>
-        <w:pStyle w:val="ListBullet"/>
-      </w:pPr>
-      <w:r>
-        <w:t>Schedule the cross-functional review with risk, legal, IR, and procurement.</w:t>
-      </w:r>
-    </w:p>
-    <w:p>
-      <w:pPr>
-        <w:pStyle w:val="ListBullet"/>
-      </w:pPr>
-      <w:r>
-        <w:t>Capture decisions in the Group decision log with named owners, due dates, and tracking links.</w:t>
-      </w:r>
-    </w:p>
-    <w:p>
-      <w:pPr>
-        <w:pStyle w:val="ListBullet"/>
-      </w:pPr>
-      <w:r>
-        <w:t>Stand up a 5-day Cowork sprint to publish the variance brief, lender holding lines, IR Q&amp;A pack, and ExCo update.</w:t>
-      </w:r>
-    </w:p>
-    <w:p>
-      <w:pPr>
-        <w:pStyle w:val="Heading1"/>
-      </w:pPr>
-      <w:r>
-        <w:t>5. Appendix — Working dataset units</w:t>
-      </w:r>
-    </w:p>
-    <w:p>
-      <w:pPr>
-        <w:pStyle w:val="ListBullet"/>
-      </w:pPr>
-      <w:r>
-        <w:t>Step 1</w:t>
-      </w:r>
-    </w:p>
-    <w:p>
-      <w:pPr>
-        <w:pStyle w:val="ListBullet"/>
-      </w:pPr>
-      <w:r>
-        <w:t>Step 2</w:t>
-      </w:r>
-    </w:p>
-    <w:p>
-      <w:pPr>
-        <w:pStyle w:val="ListBullet"/>
-      </w:pPr>
-      <w:r>
-        <w:t>Step 3</w:t>
-      </w:r>
-    </w:p>
-    <w:p>
-      <w:pPr>
-        <w:pStyle w:val="ListBullet"/>
-      </w:pPr>
-      <w:r>
-        <w:t>Step 4</w:t>
-      </w:r>
-    </w:p>
-    <w:p>
-      <w:pPr>
-        <w:pStyle w:val="ListBullet"/>
-      </w:pPr>
-      <w:r>
-        <w:t>Step 5</w:t>
-      </w:r>
-    </w:p>
-    <w:p>
-      <w:pPr>
-        <w:pStyle w:val="ListBullet"/>
-      </w:pPr>
-      <w:r>
-        <w:t>QC</w:t>
-      </w:r>
-    </w:p>
-    <w:p>
-      <w:pPr>
-        <w:pStyle w:val="ListBullet"/>
-      </w:pPr>
-      <w:r>
-        <w:t>Packaging</w:t>
-      </w:r>
-    </w:p>
-    <w:p>
-      <w:pPr>
-        <w:pStyle w:val="ListBullet"/>
-      </w:pPr>
-      <w:r>
-        <w:t>Total</w:t>
-      </w:r>
-    </w:p>
-    <w:p>
-      <w:pPr>
-        <w:pStyle w:val="Heading1"/>
-      </w:pPr>
-      <w:r>
-        <w:t>6. Sign-off &amp; Distribution</w:t>
-      </w:r>
-    </w:p>
-    <w:p>
-      <w:r>
-        <w:t>Prepared by: Operations Office  ·  Reviewed by: CFO  ·  Approved by: CEO  ·  Distributed to: Board, ExCo, Risk Committee, IR, Group Strategy.</w:t>
+        <w:t>Zero unreported incidents discovered in subsequent shift</w:t>
       </w:r>
     </w:p>
     <w:sectPr>
@@ -637,6 +733,10 @@
     <w:name w:val="Normal"/>
     <w:qFormat/>
     <w:rsid w:val="00FC693F"/>
+    <w:rPr>
+      <w:rFonts w:ascii="Aptos" w:hAnsi="Aptos"/>
+      <w:sz w:val="22"/>
+    </w:rPr>
   </w:style>
   <w:style w:type="paragraph" w:styleId="Header">
     <w:name w:val="header"/>

--- a/files/OPS_BU1_Procedure.docx
+++ b/files/OPS_BU1_Procedure.docx
@@ -4,135 +4,563 @@
   <w:body>
     <w:p>
       <w:pPr>
-        <w:pStyle w:val="Title"/>
+        <w:jc w:val="left"/>
       </w:pPr>
       <w:r>
         <w:rPr>
-          <w:color w:val="1F4E78"/>
+          <w:b/>
+          <w:color w:val="6B7280"/>
+          <w:sz w:val="18"/>
         </w:rPr>
-        <w:t>Operating Procedure BU1-OPS-014 - Daily Production Shift Handover</w:t>
-      </w:r>
-    </w:p>
-    <w:p>
-      <w:r>
-        <w:t>Document: BU1-OPS-014 | Version: 4.2 | Effective: 01-May-2026 | Process owner: Ahmad bin Hassan (Plant Operations Manager) | Review cycle: Annual</w:t>
+        <w:t>ZAVA CONGLOMERATE</w:t>
       </w:r>
     </w:p>
     <w:p>
       <w:pPr>
-        <w:pStyle w:val="Heading1"/>
+        <w:spacing w:after="40"/>
       </w:pPr>
       <w:r>
+        <w:rPr>
+          <w:b/>
+          <w:color w:val="1F2D55"/>
+          <w:sz w:val="44"/>
+        </w:rPr>
+        <w:t>OPS BU1 Procedure</w:t>
+      </w:r>
+    </w:p>
+    <w:p>
+      <w:pPr>
+        <w:spacing w:after="200"/>
+      </w:pPr>
+      <w:r>
+        <w:rPr>
+          <w:i/>
+          <w:color w:val="4B5B7C"/>
+          <w:sz w:val="22"/>
+        </w:rPr>
+        <w:t>Group Policy · Approved by the Board</w:t>
+      </w:r>
+    </w:p>
+    <w:p>
+      <w:pPr>
+        <w:spacing w:after="40"/>
+      </w:pPr>
+      <w:r>
+        <w:rPr>
+          <w:b/>
+          <w:color w:val="1F2D55"/>
+          <w:sz w:val="20"/>
+        </w:rPr>
+        <w:t xml:space="preserve">Document reference:  </w:t>
+      </w:r>
+      <w:r>
+        <w:rPr>
+          <w:sz w:val="20"/>
+        </w:rPr>
+        <w:t>GP-OPS-2026-295</w:t>
+      </w:r>
+    </w:p>
+    <w:p>
+      <w:pPr>
+        <w:spacing w:after="40"/>
+      </w:pPr>
+      <w:r>
+        <w:rPr>
+          <w:b/>
+          <w:color w:val="1F2D55"/>
+          <w:sz w:val="20"/>
+        </w:rPr>
+        <w:t xml:space="preserve">Owner:  </w:t>
+      </w:r>
+      <w:r>
+        <w:rPr>
+          <w:sz w:val="20"/>
+        </w:rPr>
+        <w:t>Group Chief Risk Officer</w:t>
+      </w:r>
+    </w:p>
+    <w:p>
+      <w:pPr>
+        <w:spacing w:after="40"/>
+      </w:pPr>
+      <w:r>
+        <w:rPr>
+          <w:b/>
+          <w:color w:val="1F2D55"/>
+          <w:sz w:val="20"/>
+        </w:rPr>
+        <w:t xml:space="preserve">Effective date:  </w:t>
+      </w:r>
+      <w:r>
+        <w:rPr>
+          <w:sz w:val="20"/>
+        </w:rPr>
+        <w:t>19 May 2026</w:t>
+      </w:r>
+    </w:p>
+    <w:p>
+      <w:pPr>
+        <w:spacing w:after="40"/>
+      </w:pPr>
+      <w:r>
+        <w:rPr>
+          <w:b/>
+          <w:color w:val="1F2D55"/>
+          <w:sz w:val="20"/>
+        </w:rPr>
+        <w:t xml:space="preserve">Next review:  </w:t>
+      </w:r>
+      <w:r>
+        <w:rPr>
+          <w:sz w:val="20"/>
+        </w:rPr>
+        <w:t>May 2027</w:t>
+      </w:r>
+    </w:p>
+    <w:p>
+      <w:pPr>
+        <w:spacing w:after="40"/>
+      </w:pPr>
+      <w:r>
+        <w:rPr>
+          <w:b/>
+          <w:color w:val="1F2D55"/>
+          <w:sz w:val="20"/>
+        </w:rPr>
+        <w:t xml:space="preserve">Version:  </w:t>
+      </w:r>
+      <w:r>
+        <w:rPr>
+          <w:sz w:val="20"/>
+        </w:rPr>
+        <w:t>3.2</w:t>
+      </w:r>
+    </w:p>
+    <w:p>
+      <w:pPr>
+        <w:spacing w:after="40"/>
+      </w:pPr>
+      <w:r>
+        <w:rPr>
+          <w:b/>
+          <w:color w:val="1F2D55"/>
+          <w:sz w:val="20"/>
+        </w:rPr>
+        <w:t xml:space="preserve">Approved by:  </w:t>
+      </w:r>
+      <w:r>
+        <w:rPr>
+          <w:sz w:val="20"/>
+        </w:rPr>
+        <w:t>Zava Conglomerate Board, resolution 2026-R-018</w:t>
+      </w:r>
+    </w:p>
+    <w:p>
+      <w:pPr>
+        <w:spacing w:after="40"/>
+      </w:pPr>
+      <w:r>
+        <w:rPr>
+          <w:b/>
+          <w:color w:val="1F2D55"/>
+          <w:sz w:val="20"/>
+        </w:rPr>
+        <w:t xml:space="preserve">Source file:  </w:t>
+      </w:r>
+      <w:r>
+        <w:rPr>
+          <w:sz w:val="20"/>
+        </w:rPr>
+        <w:t>OPS_BU1_Procedure.docx</w:t>
+      </w:r>
+    </w:p>
+    <w:p>
+      <w:pPr>
+        <w:spacing w:after="40"/>
+      </w:pPr>
+      <w:r>
+        <w:rPr>
+          <w:b/>
+          <w:color w:val="1F2D55"/>
+          <w:sz w:val="20"/>
+        </w:rPr>
+        <w:t xml:space="preserve">Distribution:  </w:t>
+      </w:r>
+      <w:r>
+        <w:rPr>
+          <w:sz w:val="20"/>
+        </w:rPr>
+        <w:t>All employees · contractors · third-party agents</w:t>
+      </w:r>
+    </w:p>
+    <w:p>
+      <w:pPr>
+        <w:spacing w:before="240" w:after="80"/>
+      </w:pPr>
+      <w:r>
+        <w:rPr>
+          <w:b/>
+          <w:color w:val="1F2D55"/>
+          <w:sz w:val="26"/>
+        </w:rPr>
         <w:t>1. Purpose</w:t>
       </w:r>
     </w:p>
     <w:p>
+      <w:pPr>
+        <w:spacing w:after="80"/>
+      </w:pPr>
       <w:r>
-        <w:t>Defines the mandatory procedure for handover between Production shifts at BU1 manufacturing plants to ensure operational continuity, equipment status awareness, and safe transition between shift personnel.</w:t>
+        <w:rPr>
+          <w:i w:val="0"/>
+          <w:sz w:val="20"/>
+        </w:rPr>
+        <w:t>This OPS BU1 Procedure sets out the principles, mandatory requirements, roles and responsibilities that govern related activities across all entities of Zava Conglomerate (the “Group”). It is binding on every employee, secondee, contractor and third-party agent acting on behalf of any Group entity, regardless of jurisdiction.</w:t>
       </w:r>
     </w:p>
     <w:p>
       <w:pPr>
-        <w:pStyle w:val="Heading1"/>
+        <w:spacing w:after="80"/>
       </w:pPr>
       <w:r>
-        <w:t>2. Scope</w:t>
+        <w:rPr>
+          <w:i w:val="0"/>
+          <w:sz w:val="20"/>
+        </w:rPr>
+        <w:t>Compliance with this policy is mandatory and forms part of the terms of employment / engagement. Breaches will be investigated and may result in disciplinary action up to and including termination, and where applicable, referral to law-enforcement authorities.</w:t>
+      </w:r>
+    </w:p>
+    <w:p>
+      <w:pPr>
+        <w:spacing w:before="240" w:after="80"/>
+      </w:pPr>
+      <w:r>
+        <w:rPr>
+          <w:b/>
+          <w:color w:val="1F2D55"/>
+          <w:sz w:val="26"/>
+        </w:rPr>
+        <w:t>2. Scope and applicability</w:t>
+      </w:r>
+    </w:p>
+    <w:p>
+      <w:pPr>
+        <w:spacing w:after="80"/>
+      </w:pPr>
+      <w:r>
+        <w:rPr>
+          <w:i w:val="0"/>
+          <w:sz w:val="20"/>
+        </w:rPr>
+        <w:t>This policy applies to all wholly-owned subsidiaries, joint ventures where the Group exercises management control, and any associated entity that adopts Group Policies under its shareholder agreement. Local variations are permitted only where compelled by host-country regulation and must be approved by Group Legal &amp; Compliance in writing.</w:t>
+      </w:r>
+    </w:p>
+    <w:p>
+      <w:pPr>
+        <w:spacing w:before="240" w:after="80"/>
+      </w:pPr>
+      <w:r>
+        <w:rPr>
+          <w:b/>
+          <w:color w:val="1F2D55"/>
+          <w:sz w:val="26"/>
+        </w:rPr>
+        <w:t>3. Definitions</w:t>
+      </w:r>
+    </w:p>
+    <w:tbl>
+      <w:tblPr>
+        <w:tblStyle w:val="LightGrid-Accent1"/>
+        <w:tblW w:type="auto" w:w="0"/>
+        <w:tblLook w:firstColumn="1" w:firstRow="1" w:lastColumn="0" w:lastRow="0" w:noHBand="0" w:noVBand="1" w:val="04A0"/>
+      </w:tblPr>
+      <w:tblGrid>
+        <w:gridCol w:w="4320"/>
+        <w:gridCol w:w="4320"/>
+      </w:tblGrid>
+      <w:tr>
+        <w:tc>
+          <w:tcPr>
+            <w:tcW w:type="dxa" w:w="4320"/>
+            <w:shd w:val="clear" w:color="auto" w:fill="1F2D55"/>
+          </w:tcPr>
+          <w:p>
+            <w:r>
+              <w:rPr>
+                <w:b/>
+                <w:color w:val="FFFFFF"/>
+                <w:sz w:val="18"/>
+              </w:rPr>
+              <w:t>Term</w:t>
+            </w:r>
+          </w:p>
+        </w:tc>
+        <w:tc>
+          <w:tcPr>
+            <w:tcW w:type="dxa" w:w="4320"/>
+            <w:shd w:val="clear" w:color="auto" w:fill="1F2D55"/>
+          </w:tcPr>
+          <w:p>
+            <w:r>
+              <w:rPr>
+                <w:b/>
+                <w:color w:val="FFFFFF"/>
+                <w:sz w:val="18"/>
+              </w:rPr>
+              <w:t>Definition</w:t>
+            </w:r>
+          </w:p>
+        </w:tc>
+      </w:tr>
+      <w:tr>
+        <w:tc>
+          <w:tcPr>
+            <w:tcW w:type="dxa" w:w="4320"/>
+          </w:tcPr>
+          <w:p>
+            <w:r>
+              <w:rPr>
+                <w:sz w:val="18"/>
+              </w:rPr>
+              <w:t>Group</w:t>
+            </w:r>
+          </w:p>
+        </w:tc>
+        <w:tc>
+          <w:tcPr>
+            <w:tcW w:type="dxa" w:w="4320"/>
+          </w:tcPr>
+          <w:p>
+            <w:r>
+              <w:rPr>
+                <w:sz w:val="18"/>
+              </w:rPr>
+              <w:t>Zava Conglomerate and all subsidiaries it controls (&gt;50% voting or management control).</w:t>
+            </w:r>
+          </w:p>
+        </w:tc>
+      </w:tr>
+      <w:tr>
+        <w:tc>
+          <w:tcPr>
+            <w:tcW w:type="dxa" w:w="4320"/>
+          </w:tcPr>
+          <w:p>
+            <w:r>
+              <w:rPr>
+                <w:sz w:val="18"/>
+              </w:rPr>
+              <w:t>Senior Officer</w:t>
+            </w:r>
+          </w:p>
+        </w:tc>
+        <w:tc>
+          <w:tcPr>
+            <w:tcW w:type="dxa" w:w="4320"/>
+          </w:tcPr>
+          <w:p>
+            <w:r>
+              <w:rPr>
+                <w:sz w:val="18"/>
+              </w:rPr>
+              <w:t>Any employee at grade 14 and above, plus any officer named in the Group authority matrix.</w:t>
+            </w:r>
+          </w:p>
+        </w:tc>
+      </w:tr>
+      <w:tr>
+        <w:tc>
+          <w:tcPr>
+            <w:tcW w:type="dxa" w:w="4320"/>
+          </w:tcPr>
+          <w:p>
+            <w:r>
+              <w:rPr>
+                <w:sz w:val="18"/>
+              </w:rPr>
+              <w:t>Material</w:t>
+            </w:r>
+          </w:p>
+        </w:tc>
+        <w:tc>
+          <w:tcPr>
+            <w:tcW w:type="dxa" w:w="4320"/>
+          </w:tcPr>
+          <w:p>
+            <w:r>
+              <w:rPr>
+                <w:sz w:val="18"/>
+              </w:rPr>
+              <w:t>An act, transaction or omission that, individually or in aggregate, exceeds 0.5% of Group annual revenue or could attract regulatory censure.</w:t>
+            </w:r>
+          </w:p>
+        </w:tc>
+      </w:tr>
+      <w:tr>
+        <w:tc>
+          <w:tcPr>
+            <w:tcW w:type="dxa" w:w="4320"/>
+          </w:tcPr>
+          <w:p>
+            <w:r>
+              <w:rPr>
+                <w:sz w:val="18"/>
+              </w:rPr>
+              <w:t>Third Party</w:t>
+            </w:r>
+          </w:p>
+        </w:tc>
+        <w:tc>
+          <w:tcPr>
+            <w:tcW w:type="dxa" w:w="4320"/>
+          </w:tcPr>
+          <w:p>
+            <w:r>
+              <w:rPr>
+                <w:sz w:val="18"/>
+              </w:rPr>
+              <w:t>Any external entity engaged to act on behalf of the Group, including suppliers, agents, distributors, joint-venture partners and intermediaries.</w:t>
+            </w:r>
+          </w:p>
+        </w:tc>
+      </w:tr>
+      <w:tr>
+        <w:tc>
+          <w:tcPr>
+            <w:tcW w:type="dxa" w:w="4320"/>
+          </w:tcPr>
+          <w:p>
+            <w:r>
+              <w:rPr>
+                <w:sz w:val="18"/>
+              </w:rPr>
+              <w:t>Reportable Event</w:t>
+            </w:r>
+          </w:p>
+        </w:tc>
+        <w:tc>
+          <w:tcPr>
+            <w:tcW w:type="dxa" w:w="4320"/>
+          </w:tcPr>
+          <w:p>
+            <w:r>
+              <w:rPr>
+                <w:sz w:val="18"/>
+              </w:rPr>
+              <w:t>Any incident, allegation or near-miss that meets the thresholds in §6 of this policy.</w:t>
+            </w:r>
+          </w:p>
+        </w:tc>
+      </w:tr>
+    </w:tbl>
+    <w:p>
+      <w:pPr>
+        <w:spacing w:before="240" w:after="80"/>
+      </w:pPr>
+      <w:r>
+        <w:rPr>
+          <w:b/>
+          <w:color w:val="1F2D55"/>
+          <w:sz w:val="26"/>
+        </w:rPr>
+        <w:t>4. Principles</w:t>
       </w:r>
     </w:p>
     <w:p>
       <w:pPr>
         <w:pStyle w:val="ListBullet"/>
+        <w:spacing w:after="40"/>
       </w:pPr>
       <w:r>
-        <w:t>All production lines L1 through L7 at BU1 Sg Buloh and BU1 Bayan Lepas</w:t>
+        <w:rPr>
+          <w:sz w:val="20"/>
+        </w:rPr>
+        <w:t>1. Act with integrity and honesty in all business dealings, internal and external.</w:t>
       </w:r>
     </w:p>
     <w:p>
       <w:pPr>
         <w:pStyle w:val="ListBullet"/>
+        <w:spacing w:after="40"/>
       </w:pPr>
       <w:r>
-        <w:t>Three shifts daily: A (06:00-14:00), B (14:00-22:00), C (22:00-06:00)</w:t>
+        <w:rPr>
+          <w:sz w:val="20"/>
+        </w:rPr>
+        <w:t>2. Comply with the letter and the spirit of all applicable laws, regulations and Group policies.</w:t>
       </w:r>
     </w:p>
     <w:p>
       <w:pPr>
         <w:pStyle w:val="ListBullet"/>
+        <w:spacing w:after="40"/>
       </w:pPr>
       <w:r>
-        <w:t>Applies to Production Supervisors, Line Leaders, Maintenance Technicians, and QA Inspectors</w:t>
+        <w:rPr>
+          <w:sz w:val="20"/>
+        </w:rPr>
+        <w:t>3. Maintain accurate books, records and disclosures; do not falsify, destroy or conceal documentation.</w:t>
       </w:r>
     </w:p>
     <w:p>
       <w:pPr>
-        <w:pStyle w:val="Heading1"/>
+        <w:pStyle w:val="ListBullet"/>
+        <w:spacing w:after="40"/>
       </w:pPr>
       <w:r>
-        <w:t>3. Procedure - step by step</w:t>
+        <w:rPr>
+          <w:sz w:val="20"/>
+        </w:rPr>
+        <w:t>4. Avoid conflicts of interest and disclose any actual, potential or perceived conflict to your line manager and Group Legal.</w:t>
       </w:r>
     </w:p>
     <w:p>
       <w:pPr>
-        <w:pStyle w:val="ListNumber"/>
+        <w:pStyle w:val="ListBullet"/>
+        <w:spacing w:after="40"/>
       </w:pPr>
       <w:r>
-        <w:t>Outgoing supervisor completes Shift Handover Log (Form BU1-OPS-014-F1) within 30 minutes of shift end</w:t>
+        <w:rPr>
+          <w:sz w:val="20"/>
+        </w:rPr>
+        <w:t>5. Protect Group assets — including data, brand, intellectual property, cash and inventory — from loss, misuse or unauthorised access.</w:t>
       </w:r>
     </w:p>
     <w:p>
       <w:pPr>
-        <w:pStyle w:val="ListNumber"/>
+        <w:pStyle w:val="ListBullet"/>
+        <w:spacing w:after="40"/>
       </w:pPr>
       <w:r>
-        <w:t>Log captures: line-by-line production status, OEE, downtime events, quality holds, safety observations, open work-orders, and pending decisions</w:t>
+        <w:rPr>
+          <w:sz w:val="20"/>
+        </w:rPr>
+        <w:t>6. Treat colleagues, customers, suppliers and communities with respect; foster a safe and inclusive working environment.</w:t>
       </w:r>
     </w:p>
     <w:p>
       <w:pPr>
-        <w:pStyle w:val="ListNumber"/>
+        <w:spacing w:before="240" w:after="80"/>
       </w:pPr>
       <w:r>
-        <w:t>Outgoing supervisor walks the line with incoming supervisor for minimum 20 minutes prior to shift change</w:t>
+        <w:rPr>
+          <w:b/>
+          <w:color w:val="1F2D55"/>
+          <w:sz w:val="26"/>
+        </w:rPr>
+        <w:t>5. Mandatory requirements</w:t>
       </w:r>
     </w:p>
     <w:p>
       <w:pPr>
-        <w:pStyle w:val="ListNumber"/>
+        <w:spacing w:after="80"/>
       </w:pPr>
       <w:r>
-        <w:t>Joint inspection of high-risk equipment (Line 5 hopper, Line 3 furnace, all CIP stations)</w:t>
-      </w:r>
-    </w:p>
-    <w:p>
-      <w:pPr>
-        <w:pStyle w:val="ListNumber"/>
-      </w:pPr>
-      <w:r>
-        <w:t>Both supervisors sign the handover log; copy filed to plant SharePoint</w:t>
-      </w:r>
-    </w:p>
-    <w:p>
-      <w:pPr>
-        <w:pStyle w:val="ListNumber"/>
-      </w:pPr>
-      <w:r>
-        <w:t>Incoming supervisor briefs incoming Line Leaders within first 15 minutes of new shift</w:t>
-      </w:r>
-    </w:p>
-    <w:p>
-      <w:pPr>
-        <w:pStyle w:val="ListNumber"/>
-      </w:pPr>
-      <w:r>
-        <w:t>Any high-severity open items (P1/P2) escalated to Plant Manager via WhatsApp within 5 minutes</w:t>
-      </w:r>
-    </w:p>
-    <w:p>
-      <w:pPr>
-        <w:pStyle w:val="Heading1"/>
-      </w:pPr>
-      <w:r>
-        <w:t>4. Records and retention</w:t>
+        <w:rPr>
+          <w:i w:val="0"/>
+          <w:sz w:val="20"/>
+        </w:rPr>
+        <w:t>Each in-scope process must implement controls covering (i) authorisation, (ii) recording, (iii) review and (iv) reporting. The Group Authority Matrix (GAM v4.1) lists the approval thresholds; matters above any threshold must follow the escalation routing in §6.</w:t>
       </w:r>
     </w:p>
     <w:tbl>
@@ -151,52 +579,64 @@
         <w:tc>
           <w:tcPr>
             <w:tcW w:type="dxa" w:w="2160"/>
+            <w:shd w:val="clear" w:color="auto" w:fill="1F2D55"/>
           </w:tcPr>
           <w:p>
             <w:r>
               <w:rPr>
                 <w:b/>
+                <w:color w:val="FFFFFF"/>
+                <w:sz w:val="18"/>
               </w:rPr>
-              <w:t>Record</w:t>
+              <w:t>Activity area</w:t>
             </w:r>
           </w:p>
         </w:tc>
         <w:tc>
           <w:tcPr>
             <w:tcW w:type="dxa" w:w="2160"/>
+            <w:shd w:val="clear" w:color="auto" w:fill="1F2D55"/>
           </w:tcPr>
           <w:p>
             <w:r>
               <w:rPr>
                 <w:b/>
+                <w:color w:val="FFFFFF"/>
+                <w:sz w:val="18"/>
               </w:rPr>
-              <w:t>Owner</w:t>
+              <w:t>Mandatory control</w:t>
             </w:r>
           </w:p>
         </w:tc>
         <w:tc>
           <w:tcPr>
             <w:tcW w:type="dxa" w:w="2160"/>
+            <w:shd w:val="clear" w:color="auto" w:fill="1F2D55"/>
           </w:tcPr>
           <w:p>
             <w:r>
               <w:rPr>
                 <w:b/>
+                <w:color w:val="FFFFFF"/>
+                <w:sz w:val="18"/>
               </w:rPr>
-              <w:t>Retention period</w:t>
+              <w:t>Frequency</w:t>
             </w:r>
           </w:p>
         </w:tc>
         <w:tc>
           <w:tcPr>
             <w:tcW w:type="dxa" w:w="2160"/>
+            <w:shd w:val="clear" w:color="auto" w:fill="1F2D55"/>
           </w:tcPr>
           <w:p>
             <w:r>
               <w:rPr>
                 <w:b/>
+                <w:color w:val="FFFFFF"/>
+                <w:sz w:val="18"/>
               </w:rPr>
-              <w:t>Location</w:t>
+              <w:t>Evidence</w:t>
             </w:r>
           </w:p>
         </w:tc>
@@ -208,7 +648,10 @@
           </w:tcPr>
           <w:p>
             <w:r>
-              <w:t>Shift Handover Log</w:t>
+              <w:rPr>
+                <w:sz w:val="18"/>
+              </w:rPr>
+              <w:t>Commitments above MYR 250k</w:t>
             </w:r>
           </w:p>
         </w:tc>
@@ -218,7 +661,10 @@
           </w:tcPr>
           <w:p>
             <w:r>
-              <w:t>Production Supervisor</w:t>
+              <w:rPr>
+                <w:sz w:val="18"/>
+              </w:rPr>
+              <w:t>Two named approvers per GAM</w:t>
             </w:r>
           </w:p>
         </w:tc>
@@ -228,7 +674,10 @@
           </w:tcPr>
           <w:p>
             <w:r>
-              <w:t>3 years</w:t>
+              <w:rPr>
+                <w:sz w:val="18"/>
+              </w:rPr>
+              <w:t>Per transaction</w:t>
             </w:r>
           </w:p>
         </w:tc>
@@ -238,7 +687,10 @@
           </w:tcPr>
           <w:p>
             <w:r>
-              <w:t>SharePoint Plant Operations</w:t>
+              <w:rPr>
+                <w:sz w:val="18"/>
+              </w:rPr>
+              <w:t>Workflow audit trail in S/4HANA</w:t>
             </w:r>
           </w:p>
         </w:tc>
@@ -250,7 +702,10 @@
           </w:tcPr>
           <w:p>
             <w:r>
-              <w:t>Pre-shift Toolbox Talk</w:t>
+              <w:rPr>
+                <w:sz w:val="18"/>
+              </w:rPr>
+              <w:t>Vendor onboarding</w:t>
             </w:r>
           </w:p>
         </w:tc>
@@ -260,7 +715,10 @@
           </w:tcPr>
           <w:p>
             <w:r>
-              <w:t>HSE Officer</w:t>
+              <w:rPr>
+                <w:sz w:val="18"/>
+              </w:rPr>
+              <w:t>Sanctions screen + UBO check + COI declaration</w:t>
             </w:r>
           </w:p>
         </w:tc>
@@ -270,7 +728,10 @@
           </w:tcPr>
           <w:p>
             <w:r>
-              <w:t>5 years</w:t>
+              <w:rPr>
+                <w:sz w:val="18"/>
+              </w:rPr>
+              <w:t>Pre-onboarding</w:t>
             </w:r>
           </w:p>
         </w:tc>
@@ -280,7 +741,10 @@
           </w:tcPr>
           <w:p>
             <w:r>
-              <w:t>EHS Portal</w:t>
+              <w:rPr>
+                <w:sz w:val="18"/>
+              </w:rPr>
+              <w:t>Vendor master record + screening log</w:t>
             </w:r>
           </w:p>
         </w:tc>
@@ -292,7 +756,10 @@
           </w:tcPr>
           <w:p>
             <w:r>
-              <w:t>Equipment Status Sheet</w:t>
+              <w:rPr>
+                <w:sz w:val="18"/>
+              </w:rPr>
+              <w:t>Statutory filings</w:t>
             </w:r>
           </w:p>
         </w:tc>
@@ -302,7 +769,10 @@
           </w:tcPr>
           <w:p>
             <w:r>
-              <w:t>Maintenance Tech Lead</w:t>
+              <w:rPr>
+                <w:sz w:val="18"/>
+              </w:rPr>
+              <w:t>Filed within deadline; pre-submission review by Group Tax</w:t>
             </w:r>
           </w:p>
         </w:tc>
@@ -312,7 +782,10 @@
           </w:tcPr>
           <w:p>
             <w:r>
-              <w:t>2 years</w:t>
+              <w:rPr>
+                <w:sz w:val="18"/>
+              </w:rPr>
+              <w:t>Per filing</w:t>
             </w:r>
           </w:p>
         </w:tc>
@@ -322,7 +795,172 @@
           </w:tcPr>
           <w:p>
             <w:r>
-              <w:t>CMMS</w:t>
+              <w:rPr>
+                <w:sz w:val="18"/>
+              </w:rPr>
+              <w:t>Acknowledgment receipt + tax calendar</w:t>
+            </w:r>
+          </w:p>
+        </w:tc>
+      </w:tr>
+      <w:tr>
+        <w:tc>
+          <w:tcPr>
+            <w:tcW w:type="dxa" w:w="2160"/>
+          </w:tcPr>
+          <w:p>
+            <w:r>
+              <w:rPr>
+                <w:sz w:val="18"/>
+              </w:rPr>
+              <w:t>Cash disbursements</w:t>
+            </w:r>
+          </w:p>
+        </w:tc>
+        <w:tc>
+          <w:tcPr>
+            <w:tcW w:type="dxa" w:w="2160"/>
+          </w:tcPr>
+          <w:p>
+            <w:r>
+              <w:rPr>
+                <w:sz w:val="18"/>
+              </w:rPr>
+              <w:t>Three-way match; segregation of duties enforced</w:t>
+            </w:r>
+          </w:p>
+        </w:tc>
+        <w:tc>
+          <w:tcPr>
+            <w:tcW w:type="dxa" w:w="2160"/>
+          </w:tcPr>
+          <w:p>
+            <w:r>
+              <w:rPr>
+                <w:sz w:val="18"/>
+              </w:rPr>
+              <w:t>Per transaction</w:t>
+            </w:r>
+          </w:p>
+        </w:tc>
+        <w:tc>
+          <w:tcPr>
+            <w:tcW w:type="dxa" w:w="2160"/>
+          </w:tcPr>
+          <w:p>
+            <w:r>
+              <w:rPr>
+                <w:sz w:val="18"/>
+              </w:rPr>
+              <w:t>S/4HANA logs + monthly reconciliation</w:t>
+            </w:r>
+          </w:p>
+        </w:tc>
+      </w:tr>
+      <w:tr>
+        <w:tc>
+          <w:tcPr>
+            <w:tcW w:type="dxa" w:w="2160"/>
+          </w:tcPr>
+          <w:p>
+            <w:r>
+              <w:rPr>
+                <w:sz w:val="18"/>
+              </w:rPr>
+              <w:t>Customer onboarding</w:t>
+            </w:r>
+          </w:p>
+        </w:tc>
+        <w:tc>
+          <w:tcPr>
+            <w:tcW w:type="dxa" w:w="2160"/>
+          </w:tcPr>
+          <w:p>
+            <w:r>
+              <w:rPr>
+                <w:sz w:val="18"/>
+              </w:rPr>
+              <w:t>KYC/CDD; PEP screen; risk rating</w:t>
+            </w:r>
+          </w:p>
+        </w:tc>
+        <w:tc>
+          <w:tcPr>
+            <w:tcW w:type="dxa" w:w="2160"/>
+          </w:tcPr>
+          <w:p>
+            <w:r>
+              <w:rPr>
+                <w:sz w:val="18"/>
+              </w:rPr>
+              <w:t>Pre-onboarding</w:t>
+            </w:r>
+          </w:p>
+        </w:tc>
+        <w:tc>
+          <w:tcPr>
+            <w:tcW w:type="dxa" w:w="2160"/>
+          </w:tcPr>
+          <w:p>
+            <w:r>
+              <w:rPr>
+                <w:sz w:val="18"/>
+              </w:rPr>
+              <w:t>KYC dossier + risk rating record</w:t>
+            </w:r>
+          </w:p>
+        </w:tc>
+      </w:tr>
+      <w:tr>
+        <w:tc>
+          <w:tcPr>
+            <w:tcW w:type="dxa" w:w="2160"/>
+          </w:tcPr>
+          <w:p>
+            <w:r>
+              <w:rPr>
+                <w:sz w:val="18"/>
+              </w:rPr>
+              <w:t>Material contracts</w:t>
+            </w:r>
+          </w:p>
+        </w:tc>
+        <w:tc>
+          <w:tcPr>
+            <w:tcW w:type="dxa" w:w="2160"/>
+          </w:tcPr>
+          <w:p>
+            <w:r>
+              <w:rPr>
+                <w:sz w:val="18"/>
+              </w:rPr>
+              <w:t>Group Legal review; sanctioned-counterparty check</w:t>
+            </w:r>
+          </w:p>
+        </w:tc>
+        <w:tc>
+          <w:tcPr>
+            <w:tcW w:type="dxa" w:w="2160"/>
+          </w:tcPr>
+          <w:p>
+            <w:r>
+              <w:rPr>
+                <w:sz w:val="18"/>
+              </w:rPr>
+              <w:t>Pre-execution</w:t>
+            </w:r>
+          </w:p>
+        </w:tc>
+        <w:tc>
+          <w:tcPr>
+            <w:tcW w:type="dxa" w:w="2160"/>
+          </w:tcPr>
+          <w:p>
+            <w:r>
+              <w:rPr>
+                <w:sz w:val="18"/>
+              </w:rPr>
+              <w:t>Contract register + sign-off email</w:t>
             </w:r>
           </w:p>
         </w:tc>
@@ -330,34 +968,1145 @@
     </w:tbl>
     <w:p>
       <w:pPr>
-        <w:pStyle w:val="Heading1"/>
+        <w:spacing w:before="240" w:after="80"/>
       </w:pPr>
       <w:r>
-        <w:t>5. Performance indicators</w:t>
+        <w:rPr>
+          <w:b/>
+          <w:color w:val="1F2D55"/>
+          <w:sz w:val="26"/>
+        </w:rPr>
+        <w:t>6. Reporting, escalation and whistleblowing</w:t>
+      </w:r>
+    </w:p>
+    <w:p>
+      <w:pPr>
+        <w:spacing w:after="80"/>
+      </w:pPr>
+      <w:r>
+        <w:rPr>
+          <w:i w:val="0"/>
+          <w:sz w:val="20"/>
+        </w:rPr>
+        <w:t>Any Reportable Event must be raised within 24 hours via (a) the line manager, (b) the Group Whistleblowing Hotline (anonymous, run by an independent provider) or (c) directly to the Chair of the Audit Committee. Retaliation against anyone making a good-faith report is itself a disciplinary offence.</w:t>
       </w:r>
     </w:p>
     <w:p>
       <w:pPr>
         <w:pStyle w:val="ListBullet"/>
+        <w:spacing w:after="40"/>
       </w:pPr>
       <w:r>
-        <w:t>Handover compliance rate &gt;= 98% monthly</w:t>
+        <w:rPr>
+          <w:sz w:val="20"/>
+        </w:rPr>
+        <w:t>Whistleblowing hotline (24/7): +60 3-XXXX-9911 / whistleblowing@zava-group.com (encrypted)</w:t>
       </w:r>
     </w:p>
     <w:p>
       <w:pPr>
         <w:pStyle w:val="ListBullet"/>
+        <w:spacing w:after="40"/>
       </w:pPr>
       <w:r>
-        <w:t>OEE delta between shifts &lt;= 4 percentage points</w:t>
+        <w:rPr>
+          <w:sz w:val="20"/>
+        </w:rPr>
+        <w:t>Independent provider: Centralia Ethics Line (case management)</w:t>
       </w:r>
     </w:p>
     <w:p>
       <w:pPr>
         <w:pStyle w:val="ListBullet"/>
+        <w:spacing w:after="40"/>
       </w:pPr>
       <w:r>
-        <w:t>Zero unreported incidents discovered in subsequent shift</w:t>
+        <w:rPr>
+          <w:sz w:val="20"/>
+        </w:rPr>
+        <w:t>Audit Committee Chair (escalation): board-secretariat@zava-group.com</w:t>
+      </w:r>
+    </w:p>
+    <w:p>
+      <w:pPr>
+        <w:spacing w:before="240" w:after="80"/>
+      </w:pPr>
+      <w:r>
+        <w:rPr>
+          <w:b/>
+          <w:color w:val="1F2D55"/>
+          <w:sz w:val="26"/>
+        </w:rPr>
+        <w:t>7. Roles and responsibilities</w:t>
+      </w:r>
+    </w:p>
+    <w:tbl>
+      <w:tblPr>
+        <w:tblStyle w:val="LightGrid-Accent1"/>
+        <w:tblW w:type="auto" w:w="0"/>
+        <w:tblLook w:firstColumn="1" w:firstRow="1" w:lastColumn="0" w:lastRow="0" w:noHBand="0" w:noVBand="1" w:val="04A0"/>
+      </w:tblPr>
+      <w:tblGrid>
+        <w:gridCol w:w="4320"/>
+        <w:gridCol w:w="4320"/>
+      </w:tblGrid>
+      <w:tr>
+        <w:tc>
+          <w:tcPr>
+            <w:tcW w:type="dxa" w:w="4320"/>
+            <w:shd w:val="clear" w:color="auto" w:fill="1F2D55"/>
+          </w:tcPr>
+          <w:p>
+            <w:r>
+              <w:rPr>
+                <w:b/>
+                <w:color w:val="FFFFFF"/>
+                <w:sz w:val="18"/>
+              </w:rPr>
+              <w:t>Role</w:t>
+            </w:r>
+          </w:p>
+        </w:tc>
+        <w:tc>
+          <w:tcPr>
+            <w:tcW w:type="dxa" w:w="4320"/>
+            <w:shd w:val="clear" w:color="auto" w:fill="1F2D55"/>
+          </w:tcPr>
+          <w:p>
+            <w:r>
+              <w:rPr>
+                <w:b/>
+                <w:color w:val="FFFFFF"/>
+                <w:sz w:val="18"/>
+              </w:rPr>
+              <w:t>Responsibility</w:t>
+            </w:r>
+          </w:p>
+        </w:tc>
+      </w:tr>
+      <w:tr>
+        <w:tc>
+          <w:tcPr>
+            <w:tcW w:type="dxa" w:w="4320"/>
+          </w:tcPr>
+          <w:p>
+            <w:r>
+              <w:rPr>
+                <w:sz w:val="18"/>
+              </w:rPr>
+              <w:t>Board / Audit Committee</w:t>
+            </w:r>
+          </w:p>
+        </w:tc>
+        <w:tc>
+          <w:tcPr>
+            <w:tcW w:type="dxa" w:w="4320"/>
+          </w:tcPr>
+          <w:p>
+            <w:r>
+              <w:rPr>
+                <w:sz w:val="18"/>
+              </w:rPr>
+              <w:t>Approve policy; receive thematic incident reports; commission deep-dive reviews.</w:t>
+            </w:r>
+          </w:p>
+        </w:tc>
+      </w:tr>
+      <w:tr>
+        <w:tc>
+          <w:tcPr>
+            <w:tcW w:type="dxa" w:w="4320"/>
+          </w:tcPr>
+          <w:p>
+            <w:r>
+              <w:rPr>
+                <w:sz w:val="18"/>
+              </w:rPr>
+              <w:t>Group CRO</w:t>
+            </w:r>
+          </w:p>
+        </w:tc>
+        <w:tc>
+          <w:tcPr>
+            <w:tcW w:type="dxa" w:w="4320"/>
+          </w:tcPr>
+          <w:p>
+            <w:r>
+              <w:rPr>
+                <w:sz w:val="18"/>
+              </w:rPr>
+              <w:t>Policy owner; annual review; thematic risk reporting.</w:t>
+            </w:r>
+          </w:p>
+        </w:tc>
+      </w:tr>
+      <w:tr>
+        <w:tc>
+          <w:tcPr>
+            <w:tcW w:type="dxa" w:w="4320"/>
+          </w:tcPr>
+          <w:p>
+            <w:r>
+              <w:rPr>
+                <w:sz w:val="18"/>
+              </w:rPr>
+              <w:t>Group Legal &amp; Compliance</w:t>
+            </w:r>
+          </w:p>
+        </w:tc>
+        <w:tc>
+          <w:tcPr>
+            <w:tcW w:type="dxa" w:w="4320"/>
+          </w:tcPr>
+          <w:p>
+            <w:r>
+              <w:rPr>
+                <w:sz w:val="18"/>
+              </w:rPr>
+              <w:t>Interpretation; jurisdiction overlays; investigations support.</w:t>
+            </w:r>
+          </w:p>
+        </w:tc>
+      </w:tr>
+      <w:tr>
+        <w:tc>
+          <w:tcPr>
+            <w:tcW w:type="dxa" w:w="4320"/>
+          </w:tcPr>
+          <w:p>
+            <w:r>
+              <w:rPr>
+                <w:sz w:val="18"/>
+              </w:rPr>
+              <w:t>Divisional MDs</w:t>
+            </w:r>
+          </w:p>
+        </w:tc>
+        <w:tc>
+          <w:tcPr>
+            <w:tcW w:type="dxa" w:w="4320"/>
+          </w:tcPr>
+          <w:p>
+            <w:r>
+              <w:rPr>
+                <w:sz w:val="18"/>
+              </w:rPr>
+              <w:t>Local implementation; resource allocation; first-line accountability.</w:t>
+            </w:r>
+          </w:p>
+        </w:tc>
+      </w:tr>
+      <w:tr>
+        <w:tc>
+          <w:tcPr>
+            <w:tcW w:type="dxa" w:w="4320"/>
+          </w:tcPr>
+          <w:p>
+            <w:r>
+              <w:rPr>
+                <w:sz w:val="18"/>
+              </w:rPr>
+              <w:t>Line managers</w:t>
+            </w:r>
+          </w:p>
+        </w:tc>
+        <w:tc>
+          <w:tcPr>
+            <w:tcW w:type="dxa" w:w="4320"/>
+          </w:tcPr>
+          <w:p>
+            <w:r>
+              <w:rPr>
+                <w:sz w:val="18"/>
+              </w:rPr>
+              <w:t>Day-to-day enforcement; first response on alleged breaches.</w:t>
+            </w:r>
+          </w:p>
+        </w:tc>
+      </w:tr>
+      <w:tr>
+        <w:tc>
+          <w:tcPr>
+            <w:tcW w:type="dxa" w:w="4320"/>
+          </w:tcPr>
+          <w:p>
+            <w:r>
+              <w:rPr>
+                <w:sz w:val="18"/>
+              </w:rPr>
+              <w:t>Internal Audit</w:t>
+            </w:r>
+          </w:p>
+        </w:tc>
+        <w:tc>
+          <w:tcPr>
+            <w:tcW w:type="dxa" w:w="4320"/>
+          </w:tcPr>
+          <w:p>
+            <w:r>
+              <w:rPr>
+                <w:sz w:val="18"/>
+              </w:rPr>
+              <w:t>Independent assurance; thematic and incident-driven reviews.</w:t>
+            </w:r>
+          </w:p>
+        </w:tc>
+      </w:tr>
+      <w:tr>
+        <w:tc>
+          <w:tcPr>
+            <w:tcW w:type="dxa" w:w="4320"/>
+          </w:tcPr>
+          <w:p>
+            <w:r>
+              <w:rPr>
+                <w:sz w:val="18"/>
+              </w:rPr>
+              <w:t>Every employee</w:t>
+            </w:r>
+          </w:p>
+        </w:tc>
+        <w:tc>
+          <w:tcPr>
+            <w:tcW w:type="dxa" w:w="4320"/>
+          </w:tcPr>
+          <w:p>
+            <w:r>
+              <w:rPr>
+                <w:sz w:val="18"/>
+              </w:rPr>
+              <w:t>Comply; speak up; complete mandatory annual training (≥95% attestation).</w:t>
+            </w:r>
+          </w:p>
+        </w:tc>
+      </w:tr>
+    </w:tbl>
+    <w:p>
+      <w:pPr>
+        <w:spacing w:before="240" w:after="80"/>
+      </w:pPr>
+      <w:r>
+        <w:rPr>
+          <w:b/>
+          <w:color w:val="1F2D55"/>
+          <w:sz w:val="26"/>
+        </w:rPr>
+        <w:t>8. Training and attestation</w:t>
+      </w:r>
+    </w:p>
+    <w:p>
+      <w:pPr>
+        <w:spacing w:after="80"/>
+      </w:pPr>
+      <w:r>
+        <w:rPr>
+          <w:i w:val="0"/>
+          <w:sz w:val="20"/>
+        </w:rPr>
+        <w:t>All employees in scope complete mandatory annual e-learning, supplemented by role-specific in-person training for high-risk functions (Procurement, Finance, Treasury, Legal, M&amp;A, Sales). Annual attestation is captured in the Workday HR system; completion is reported to the Audit Committee.</w:t>
+      </w:r>
+    </w:p>
+    <w:p>
+      <w:pPr>
+        <w:spacing w:before="240" w:after="80"/>
+      </w:pPr>
+      <w:r>
+        <w:rPr>
+          <w:b/>
+          <w:color w:val="1F2D55"/>
+          <w:sz w:val="26"/>
+        </w:rPr>
+        <w:t>9. Exceptions</w:t>
+      </w:r>
+    </w:p>
+    <w:p>
+      <w:pPr>
+        <w:spacing w:after="80"/>
+      </w:pPr>
+      <w:r>
+        <w:rPr>
+          <w:i w:val="0"/>
+          <w:sz w:val="20"/>
+        </w:rPr>
+        <w:t>Exceptions to this policy require written approval by the Group CRO and, where the exception is material, by the Audit Committee. Exception requests are logged in the Policy Exceptions Register and reviewed quarterly.</w:t>
+      </w:r>
+    </w:p>
+    <w:p>
+      <w:pPr>
+        <w:spacing w:before="240" w:after="80"/>
+      </w:pPr>
+      <w:r>
+        <w:rPr>
+          <w:b/>
+          <w:color w:val="1F2D55"/>
+          <w:sz w:val="26"/>
+        </w:rPr>
+        <w:t>10. Review and revision history</w:t>
+      </w:r>
+    </w:p>
+    <w:tbl>
+      <w:tblPr>
+        <w:tblStyle w:val="LightGrid-Accent1"/>
+        <w:tblW w:type="auto" w:w="0"/>
+        <w:tblLook w:firstColumn="1" w:firstRow="1" w:lastColumn="0" w:lastRow="0" w:noHBand="0" w:noVBand="1" w:val="04A0"/>
+      </w:tblPr>
+      <w:tblGrid>
+        <w:gridCol w:w="2160"/>
+        <w:gridCol w:w="2160"/>
+        <w:gridCol w:w="2160"/>
+        <w:gridCol w:w="2160"/>
+      </w:tblGrid>
+      <w:tr>
+        <w:tc>
+          <w:tcPr>
+            <w:tcW w:type="dxa" w:w="2160"/>
+            <w:shd w:val="clear" w:color="auto" w:fill="1F2D55"/>
+          </w:tcPr>
+          <w:p>
+            <w:r>
+              <w:rPr>
+                <w:b/>
+                <w:color w:val="FFFFFF"/>
+                <w:sz w:val="18"/>
+              </w:rPr>
+              <w:t>Version</w:t>
+            </w:r>
+          </w:p>
+        </w:tc>
+        <w:tc>
+          <w:tcPr>
+            <w:tcW w:type="dxa" w:w="2160"/>
+            <w:shd w:val="clear" w:color="auto" w:fill="1F2D55"/>
+          </w:tcPr>
+          <w:p>
+            <w:r>
+              <w:rPr>
+                <w:b/>
+                <w:color w:val="FFFFFF"/>
+                <w:sz w:val="18"/>
+              </w:rPr>
+              <w:t>Date</w:t>
+            </w:r>
+          </w:p>
+        </w:tc>
+        <w:tc>
+          <w:tcPr>
+            <w:tcW w:type="dxa" w:w="2160"/>
+            <w:shd w:val="clear" w:color="auto" w:fill="1F2D55"/>
+          </w:tcPr>
+          <w:p>
+            <w:r>
+              <w:rPr>
+                <w:b/>
+                <w:color w:val="FFFFFF"/>
+                <w:sz w:val="18"/>
+              </w:rPr>
+              <w:t>Author</w:t>
+            </w:r>
+          </w:p>
+        </w:tc>
+        <w:tc>
+          <w:tcPr>
+            <w:tcW w:type="dxa" w:w="2160"/>
+            <w:shd w:val="clear" w:color="auto" w:fill="1F2D55"/>
+          </w:tcPr>
+          <w:p>
+            <w:r>
+              <w:rPr>
+                <w:b/>
+                <w:color w:val="FFFFFF"/>
+                <w:sz w:val="18"/>
+              </w:rPr>
+              <w:t>Summary of changes</w:t>
+            </w:r>
+          </w:p>
+        </w:tc>
+      </w:tr>
+      <w:tr>
+        <w:tc>
+          <w:tcPr>
+            <w:tcW w:type="dxa" w:w="2160"/>
+          </w:tcPr>
+          <w:p>
+            <w:r>
+              <w:rPr>
+                <w:sz w:val="18"/>
+              </w:rPr>
+              <w:t>1.0</w:t>
+            </w:r>
+          </w:p>
+        </w:tc>
+        <w:tc>
+          <w:tcPr>
+            <w:tcW w:type="dxa" w:w="2160"/>
+          </w:tcPr>
+          <w:p>
+            <w:r>
+              <w:rPr>
+                <w:sz w:val="18"/>
+              </w:rPr>
+              <w:t>Mar 2022</w:t>
+            </w:r>
+          </w:p>
+        </w:tc>
+        <w:tc>
+          <w:tcPr>
+            <w:tcW w:type="dxa" w:w="2160"/>
+          </w:tcPr>
+          <w:p>
+            <w:r>
+              <w:rPr>
+                <w:sz w:val="18"/>
+              </w:rPr>
+              <w:t>Group CRO</w:t>
+            </w:r>
+          </w:p>
+        </w:tc>
+        <w:tc>
+          <w:tcPr>
+            <w:tcW w:type="dxa" w:w="2160"/>
+          </w:tcPr>
+          <w:p>
+            <w:r>
+              <w:rPr>
+                <w:sz w:val="18"/>
+              </w:rPr>
+              <w:t>First issue.</w:t>
+            </w:r>
+          </w:p>
+        </w:tc>
+      </w:tr>
+      <w:tr>
+        <w:tc>
+          <w:tcPr>
+            <w:tcW w:type="dxa" w:w="2160"/>
+          </w:tcPr>
+          <w:p>
+            <w:r>
+              <w:rPr>
+                <w:sz w:val="18"/>
+              </w:rPr>
+              <w:t>2.0</w:t>
+            </w:r>
+          </w:p>
+        </w:tc>
+        <w:tc>
+          <w:tcPr>
+            <w:tcW w:type="dxa" w:w="2160"/>
+          </w:tcPr>
+          <w:p>
+            <w:r>
+              <w:rPr>
+                <w:sz w:val="18"/>
+              </w:rPr>
+              <w:t>Apr 2024</w:t>
+            </w:r>
+          </w:p>
+        </w:tc>
+        <w:tc>
+          <w:tcPr>
+            <w:tcW w:type="dxa" w:w="2160"/>
+          </w:tcPr>
+          <w:p>
+            <w:r>
+              <w:rPr>
+                <w:sz w:val="18"/>
+              </w:rPr>
+              <w:t>Group CRO</w:t>
+            </w:r>
+          </w:p>
+        </w:tc>
+        <w:tc>
+          <w:tcPr>
+            <w:tcW w:type="dxa" w:w="2160"/>
+          </w:tcPr>
+          <w:p>
+            <w:r>
+              <w:rPr>
+                <w:sz w:val="18"/>
+              </w:rPr>
+              <w:t>Aligned with BNM/OJK guidance; refreshed authority matrix.</w:t>
+            </w:r>
+          </w:p>
+        </w:tc>
+      </w:tr>
+      <w:tr>
+        <w:tc>
+          <w:tcPr>
+            <w:tcW w:type="dxa" w:w="2160"/>
+          </w:tcPr>
+          <w:p>
+            <w:r>
+              <w:rPr>
+                <w:sz w:val="18"/>
+              </w:rPr>
+              <w:t>3.0</w:t>
+            </w:r>
+          </w:p>
+        </w:tc>
+        <w:tc>
+          <w:tcPr>
+            <w:tcW w:type="dxa" w:w="2160"/>
+          </w:tcPr>
+          <w:p>
+            <w:r>
+              <w:rPr>
+                <w:sz w:val="18"/>
+              </w:rPr>
+              <w:t>Feb 2026</w:t>
+            </w:r>
+          </w:p>
+        </w:tc>
+        <w:tc>
+          <w:tcPr>
+            <w:tcW w:type="dxa" w:w="2160"/>
+          </w:tcPr>
+          <w:p>
+            <w:r>
+              <w:rPr>
+                <w:sz w:val="18"/>
+              </w:rPr>
+              <w:t>Group CRO</w:t>
+            </w:r>
+          </w:p>
+        </w:tc>
+        <w:tc>
+          <w:tcPr>
+            <w:tcW w:type="dxa" w:w="2160"/>
+          </w:tcPr>
+          <w:p>
+            <w:r>
+              <w:rPr>
+                <w:sz w:val="18"/>
+              </w:rPr>
+              <w:t>ESG, data-privacy and AI-tool clauses introduced.</w:t>
+            </w:r>
+          </w:p>
+        </w:tc>
+      </w:tr>
+      <w:tr>
+        <w:tc>
+          <w:tcPr>
+            <w:tcW w:type="dxa" w:w="2160"/>
+          </w:tcPr>
+          <w:p>
+            <w:r>
+              <w:rPr>
+                <w:sz w:val="18"/>
+              </w:rPr>
+              <w:t>3.1</w:t>
+            </w:r>
+          </w:p>
+        </w:tc>
+        <w:tc>
+          <w:tcPr>
+            <w:tcW w:type="dxa" w:w="2160"/>
+          </w:tcPr>
+          <w:p>
+            <w:r>
+              <w:rPr>
+                <w:sz w:val="18"/>
+              </w:rPr>
+              <w:t>Apr 2026</w:t>
+            </w:r>
+          </w:p>
+        </w:tc>
+        <w:tc>
+          <w:tcPr>
+            <w:tcW w:type="dxa" w:w="2160"/>
+          </w:tcPr>
+          <w:p>
+            <w:r>
+              <w:rPr>
+                <w:sz w:val="18"/>
+              </w:rPr>
+              <w:t>Group Legal</w:t>
+            </w:r>
+          </w:p>
+        </w:tc>
+        <w:tc>
+          <w:tcPr>
+            <w:tcW w:type="dxa" w:w="2160"/>
+          </w:tcPr>
+          <w:p>
+            <w:r>
+              <w:rPr>
+                <w:sz w:val="18"/>
+              </w:rPr>
+              <w:t>Editorial; jurisdiction overlays for ID, MY, SG.</w:t>
+            </w:r>
+          </w:p>
+        </w:tc>
+      </w:tr>
+      <w:tr>
+        <w:tc>
+          <w:tcPr>
+            <w:tcW w:type="dxa" w:w="2160"/>
+          </w:tcPr>
+          <w:p>
+            <w:r>
+              <w:rPr>
+                <w:sz w:val="18"/>
+              </w:rPr>
+              <w:t>3.2</w:t>
+            </w:r>
+          </w:p>
+        </w:tc>
+        <w:tc>
+          <w:tcPr>
+            <w:tcW w:type="dxa" w:w="2160"/>
+          </w:tcPr>
+          <w:p>
+            <w:r>
+              <w:rPr>
+                <w:sz w:val="18"/>
+              </w:rPr>
+              <w:t>May 2026</w:t>
+            </w:r>
+          </w:p>
+        </w:tc>
+        <w:tc>
+          <w:tcPr>
+            <w:tcW w:type="dxa" w:w="2160"/>
+          </w:tcPr>
+          <w:p>
+            <w:r>
+              <w:rPr>
+                <w:sz w:val="18"/>
+              </w:rPr>
+              <w:t>Group CRO</w:t>
+            </w:r>
+          </w:p>
+        </w:tc>
+        <w:tc>
+          <w:tcPr>
+            <w:tcW w:type="dxa" w:w="2160"/>
+          </w:tcPr>
+          <w:p>
+            <w:r>
+              <w:rPr>
+                <w:sz w:val="18"/>
+              </w:rPr>
+              <w:t>Whistleblowing channel updated; training matrix refreshed.</w:t>
+            </w:r>
+          </w:p>
+        </w:tc>
+      </w:tr>
+    </w:tbl>
+    <w:p>
+      <w:pPr>
+        <w:spacing w:before="240" w:after="80"/>
+      </w:pPr>
+      <w:r>
+        <w:rPr>
+          <w:b/>
+          <w:color w:val="1F2D55"/>
+          <w:sz w:val="26"/>
+        </w:rPr>
+        <w:t>Appendix A — Group Authority Matrix (extract)</w:t>
+      </w:r>
+    </w:p>
+    <w:tbl>
+      <w:tblPr>
+        <w:tblStyle w:val="LightGrid-Accent1"/>
+        <w:tblW w:type="auto" w:w="0"/>
+        <w:tblLook w:firstColumn="1" w:firstRow="1" w:lastColumn="0" w:lastRow="0" w:noHBand="0" w:noVBand="1" w:val="04A0"/>
+      </w:tblPr>
+      <w:tblGrid>
+        <w:gridCol w:w="2880"/>
+        <w:gridCol w:w="2880"/>
+        <w:gridCol w:w="2880"/>
+      </w:tblGrid>
+      <w:tr>
+        <w:tc>
+          <w:tcPr>
+            <w:tcW w:type="dxa" w:w="2880"/>
+            <w:shd w:val="clear" w:color="auto" w:fill="1F2D55"/>
+          </w:tcPr>
+          <w:p>
+            <w:r>
+              <w:rPr>
+                <w:b/>
+                <w:color w:val="FFFFFF"/>
+                <w:sz w:val="18"/>
+              </w:rPr>
+              <w:t>Decision</w:t>
+            </w:r>
+          </w:p>
+        </w:tc>
+        <w:tc>
+          <w:tcPr>
+            <w:tcW w:type="dxa" w:w="2880"/>
+            <w:shd w:val="clear" w:color="auto" w:fill="1F2D55"/>
+          </w:tcPr>
+          <w:p>
+            <w:r>
+              <w:rPr>
+                <w:b/>
+                <w:color w:val="FFFFFF"/>
+                <w:sz w:val="18"/>
+              </w:rPr>
+              <w:t>Up to MYR</w:t>
+            </w:r>
+          </w:p>
+        </w:tc>
+        <w:tc>
+          <w:tcPr>
+            <w:tcW w:type="dxa" w:w="2880"/>
+            <w:shd w:val="clear" w:color="auto" w:fill="1F2D55"/>
+          </w:tcPr>
+          <w:p>
+            <w:r>
+              <w:rPr>
+                <w:b/>
+                <w:color w:val="FFFFFF"/>
+                <w:sz w:val="18"/>
+              </w:rPr>
+              <w:t>Approver</w:t>
+            </w:r>
+          </w:p>
+        </w:tc>
+      </w:tr>
+      <w:tr>
+        <w:tc>
+          <w:tcPr>
+            <w:tcW w:type="dxa" w:w="2880"/>
+          </w:tcPr>
+          <w:p>
+            <w:r>
+              <w:rPr>
+                <w:sz w:val="18"/>
+              </w:rPr>
+              <w:t>Operating expense</w:t>
+            </w:r>
+          </w:p>
+        </w:tc>
+        <w:tc>
+          <w:tcPr>
+            <w:tcW w:type="dxa" w:w="2880"/>
+          </w:tcPr>
+          <w:p>
+            <w:r>
+              <w:rPr>
+                <w:sz w:val="18"/>
+              </w:rPr>
+              <w:t>100,000</w:t>
+            </w:r>
+          </w:p>
+        </w:tc>
+        <w:tc>
+          <w:tcPr>
+            <w:tcW w:type="dxa" w:w="2880"/>
+          </w:tcPr>
+          <w:p>
+            <w:r>
+              <w:rPr>
+                <w:sz w:val="18"/>
+              </w:rPr>
+              <w:t>Department head</w:t>
+            </w:r>
+          </w:p>
+        </w:tc>
+      </w:tr>
+      <w:tr>
+        <w:tc>
+          <w:tcPr>
+            <w:tcW w:type="dxa" w:w="2880"/>
+          </w:tcPr>
+          <w:p>
+            <w:r>
+              <w:rPr>
+                <w:sz w:val="18"/>
+              </w:rPr>
+              <w:t>Operating expense</w:t>
+            </w:r>
+          </w:p>
+        </w:tc>
+        <w:tc>
+          <w:tcPr>
+            <w:tcW w:type="dxa" w:w="2880"/>
+          </w:tcPr>
+          <w:p>
+            <w:r>
+              <w:rPr>
+                <w:sz w:val="18"/>
+              </w:rPr>
+              <w:t>1,000,000</w:t>
+            </w:r>
+          </w:p>
+        </w:tc>
+        <w:tc>
+          <w:tcPr>
+            <w:tcW w:type="dxa" w:w="2880"/>
+          </w:tcPr>
+          <w:p>
+            <w:r>
+              <w:rPr>
+                <w:sz w:val="18"/>
+              </w:rPr>
+              <w:t>Divisional CFO</w:t>
+            </w:r>
+          </w:p>
+        </w:tc>
+      </w:tr>
+      <w:tr>
+        <w:tc>
+          <w:tcPr>
+            <w:tcW w:type="dxa" w:w="2880"/>
+          </w:tcPr>
+          <w:p>
+            <w:r>
+              <w:rPr>
+                <w:sz w:val="18"/>
+              </w:rPr>
+              <w:t>Operating expense</w:t>
+            </w:r>
+          </w:p>
+        </w:tc>
+        <w:tc>
+          <w:tcPr>
+            <w:tcW w:type="dxa" w:w="2880"/>
+          </w:tcPr>
+          <w:p>
+            <w:r>
+              <w:rPr>
+                <w:sz w:val="18"/>
+              </w:rPr>
+              <w:t>10,000,000</w:t>
+            </w:r>
+          </w:p>
+        </w:tc>
+        <w:tc>
+          <w:tcPr>
+            <w:tcW w:type="dxa" w:w="2880"/>
+          </w:tcPr>
+          <w:p>
+            <w:r>
+              <w:rPr>
+                <w:sz w:val="18"/>
+              </w:rPr>
+              <w:t>Group CFO</w:t>
+            </w:r>
+          </w:p>
+        </w:tc>
+      </w:tr>
+      <w:tr>
+        <w:tc>
+          <w:tcPr>
+            <w:tcW w:type="dxa" w:w="2880"/>
+          </w:tcPr>
+          <w:p>
+            <w:r>
+              <w:rPr>
+                <w:sz w:val="18"/>
+              </w:rPr>
+              <w:t>Operating expense</w:t>
+            </w:r>
+          </w:p>
+        </w:tc>
+        <w:tc>
+          <w:tcPr>
+            <w:tcW w:type="dxa" w:w="2880"/>
+          </w:tcPr>
+          <w:p>
+            <w:r>
+              <w:rPr>
+                <w:sz w:val="18"/>
+              </w:rPr>
+              <w:t>&gt; 10,000,000</w:t>
+            </w:r>
+          </w:p>
+        </w:tc>
+        <w:tc>
+          <w:tcPr>
+            <w:tcW w:type="dxa" w:w="2880"/>
+          </w:tcPr>
+          <w:p>
+            <w:r>
+              <w:rPr>
+                <w:sz w:val="18"/>
+              </w:rPr>
+              <w:t>Group CEO + Board endorsement</w:t>
+            </w:r>
+          </w:p>
+        </w:tc>
+      </w:tr>
+      <w:tr>
+        <w:tc>
+          <w:tcPr>
+            <w:tcW w:type="dxa" w:w="2880"/>
+          </w:tcPr>
+          <w:p>
+            <w:r>
+              <w:rPr>
+                <w:sz w:val="18"/>
+              </w:rPr>
+              <w:t>Capex (single item)</w:t>
+            </w:r>
+          </w:p>
+        </w:tc>
+        <w:tc>
+          <w:tcPr>
+            <w:tcW w:type="dxa" w:w="2880"/>
+          </w:tcPr>
+          <w:p>
+            <w:r>
+              <w:rPr>
+                <w:sz w:val="18"/>
+              </w:rPr>
+              <w:t>5,000,000</w:t>
+            </w:r>
+          </w:p>
+        </w:tc>
+        <w:tc>
+          <w:tcPr>
+            <w:tcW w:type="dxa" w:w="2880"/>
+          </w:tcPr>
+          <w:p>
+            <w:r>
+              <w:rPr>
+                <w:sz w:val="18"/>
+              </w:rPr>
+              <w:t>Divisional MD + Group CFO</w:t>
+            </w:r>
+          </w:p>
+        </w:tc>
+      </w:tr>
+      <w:tr>
+        <w:tc>
+          <w:tcPr>
+            <w:tcW w:type="dxa" w:w="2880"/>
+          </w:tcPr>
+          <w:p>
+            <w:r>
+              <w:rPr>
+                <w:sz w:val="18"/>
+              </w:rPr>
+              <w:t>Capex (single item)</w:t>
+            </w:r>
+          </w:p>
+        </w:tc>
+        <w:tc>
+          <w:tcPr>
+            <w:tcW w:type="dxa" w:w="2880"/>
+          </w:tcPr>
+          <w:p>
+            <w:r>
+              <w:rPr>
+                <w:sz w:val="18"/>
+              </w:rPr>
+              <w:t>&gt; 5,000,000</w:t>
+            </w:r>
+          </w:p>
+        </w:tc>
+        <w:tc>
+          <w:tcPr>
+            <w:tcW w:type="dxa" w:w="2880"/>
+          </w:tcPr>
+          <w:p>
+            <w:r>
+              <w:rPr>
+                <w:sz w:val="18"/>
+              </w:rPr>
+              <w:t>Group CEO + Board approval</w:t>
+            </w:r>
+          </w:p>
+        </w:tc>
+      </w:tr>
+      <w:tr>
+        <w:tc>
+          <w:tcPr>
+            <w:tcW w:type="dxa" w:w="2880"/>
+          </w:tcPr>
+          <w:p>
+            <w:r>
+              <w:rPr>
+                <w:sz w:val="18"/>
+              </w:rPr>
+              <w:t>M&amp;A / divestment</w:t>
+            </w:r>
+          </w:p>
+        </w:tc>
+        <w:tc>
+          <w:tcPr>
+            <w:tcW w:type="dxa" w:w="2880"/>
+          </w:tcPr>
+          <w:p>
+            <w:r>
+              <w:rPr>
+                <w:sz w:val="18"/>
+              </w:rPr>
+              <w:t>any</w:t>
+            </w:r>
+          </w:p>
+        </w:tc>
+        <w:tc>
+          <w:tcPr>
+            <w:tcW w:type="dxa" w:w="2880"/>
+          </w:tcPr>
+          <w:p>
+            <w:r>
+              <w:rPr>
+                <w:sz w:val="18"/>
+              </w:rPr>
+              <w:t>Board approval</w:t>
+            </w:r>
+          </w:p>
+        </w:tc>
+      </w:tr>
+      <w:tr>
+        <w:tc>
+          <w:tcPr>
+            <w:tcW w:type="dxa" w:w="2880"/>
+          </w:tcPr>
+          <w:p>
+            <w:r>
+              <w:rPr>
+                <w:sz w:val="18"/>
+              </w:rPr>
+              <w:t>Treasury — new bank/facility</w:t>
+            </w:r>
+          </w:p>
+        </w:tc>
+        <w:tc>
+          <w:tcPr>
+            <w:tcW w:type="dxa" w:w="2880"/>
+          </w:tcPr>
+          <w:p>
+            <w:r>
+              <w:rPr>
+                <w:sz w:val="18"/>
+              </w:rPr>
+              <w:t>any</w:t>
+            </w:r>
+          </w:p>
+        </w:tc>
+        <w:tc>
+          <w:tcPr>
+            <w:tcW w:type="dxa" w:w="2880"/>
+          </w:tcPr>
+          <w:p>
+            <w:r>
+              <w:rPr>
+                <w:sz w:val="18"/>
+              </w:rPr>
+              <w:t>Group CFO + Audit Cmte note</w:t>
+            </w:r>
+          </w:p>
+        </w:tc>
+      </w:tr>
+    </w:tbl>
+    <w:p>
+      <w:pPr>
+        <w:jc w:val="center"/>
+      </w:pPr>
+      <w:r>
+        <w:rPr>
+          <w:i/>
+          <w:color w:val="9CA3AF"/>
+          <w:sz w:val="16"/>
+        </w:rPr>
+        <w:t>— END OF DOCUMENT —</w:t>
       </w:r>
     </w:p>
     <w:sectPr>
@@ -733,10 +2482,6 @@
     <w:name w:val="Normal"/>
     <w:qFormat/>
     <w:rsid w:val="00FC693F"/>
-    <w:rPr>
-      <w:rFonts w:ascii="Aptos" w:hAnsi="Aptos"/>
-      <w:sz w:val="22"/>
-    </w:rPr>
   </w:style>
   <w:style w:type="paragraph" w:styleId="Header">
     <w:name w:val="header"/>
